--- a/docs/13-development-guidelines.docx
+++ b/docs/13-development-guidelines.docx
@@ -8440,280 +8440,75 @@
       </w:r>
     </w:p>
     <w:p>
-      <w:pPr>
-        <w:spacing w:before="100" w:beforeAutospacing="1" w:after="100" w:afterAutospacing="1" w:line="240" w:lineRule="auto"/>
-        <w:rPr>
-          <w:rFonts w:ascii="Times New Roman" w:eastAsia="Times New Roman" w:hAnsi="Times New Roman" w:cs="Times New Roman"/>
-          <w:sz w:val="24"/>
-          <w:szCs w:val="24"/>
-          <w:lang w:eastAsia="ru-RU"/>
-        </w:rPr>
-      </w:pPr>
-      <w:r>
-        <w:rPr>
-          <w:rFonts w:ascii="Times New Roman" w:eastAsia="Times New Roman" w:hAnsi="Times New Roman" w:cs="Times New Roman"/>
-          <w:sz w:val="24"/>
-          <w:szCs w:val="24"/>
-          <w:lang w:eastAsia="ru-RU"/>
-        </w:rPr>
-        <w:t>Операции, затрагивающие PostgreSQL и MinIO, требуют явной coordination на application layer.</w:t>
-      </w:r>
-    </w:p>
-    <w:p>
-      <w:pPr>
-        <w:spacing w:before="100" w:beforeAutospacing="1" w:after="100" w:afterAutospacing="1" w:line="240" w:lineRule="auto"/>
-        <w:rPr>
-          <w:rFonts w:ascii="Times New Roman" w:eastAsia="Times New Roman" w:hAnsi="Times New Roman" w:cs="Times New Roman"/>
-          <w:sz w:val="24"/>
-          <w:szCs w:val="24"/>
-          <w:lang w:val="en-US" w:eastAsia="ru-RU"/>
-        </w:rPr>
-      </w:pPr>
-      <w:r>
-        <w:rPr>
-          <w:rFonts w:ascii="Times New Roman" w:eastAsia="Times New Roman" w:hAnsi="Times New Roman" w:cs="Times New Roman"/>
-          <w:sz w:val="24"/>
-          <w:szCs w:val="24"/>
-          <w:lang w:eastAsia="ru-RU"/>
-        </w:rPr>
-        <w:t>Пример</w:t>
-      </w:r>
-      <w:r>
-        <w:rPr>
-          <w:rFonts w:ascii="Times New Roman" w:eastAsia="Times New Roman" w:hAnsi="Times New Roman" w:cs="Times New Roman"/>
-          <w:sz w:val="24"/>
-          <w:szCs w:val="24"/>
-          <w:lang w:val="en-US" w:eastAsia="ru-RU"/>
-        </w:rPr>
-        <w:t>:</w:t>
-      </w:r>
-    </w:p>
-    <w:p>
-      <w:pPr>
-        <w:tabs>
-          <w:tab w:val="left" w:pos="916"/>
-          <w:tab w:val="left" w:pos="1832"/>
-          <w:tab w:val="left" w:pos="2748"/>
-          <w:tab w:val="left" w:pos="3664"/>
-          <w:tab w:val="left" w:pos="4580"/>
-          <w:tab w:val="left" w:pos="5496"/>
-          <w:tab w:val="left" w:pos="6412"/>
-          <w:tab w:val="left" w:pos="7328"/>
-          <w:tab w:val="left" w:pos="8244"/>
-          <w:tab w:val="left" w:pos="9160"/>
-          <w:tab w:val="left" w:pos="10076"/>
-          <w:tab w:val="left" w:pos="10992"/>
-          <w:tab w:val="left" w:pos="11908"/>
-          <w:tab w:val="left" w:pos="12824"/>
-          <w:tab w:val="left" w:pos="13740"/>
-          <w:tab w:val="left" w:pos="14656"/>
-        </w:tabs>
-        <w:spacing w:after="0" w:line="240" w:lineRule="auto"/>
-        <w:rPr>
-          <w:rFonts w:ascii="Courier New" w:eastAsia="Times New Roman" w:hAnsi="Courier New" w:cs="Courier New"/>
-          <w:sz w:val="20"/>
-          <w:szCs w:val="20"/>
-          <w:lang w:val="en-US" w:eastAsia="ru-RU"/>
-        </w:rPr>
-      </w:pPr>
-      <w:r>
-        <w:rPr>
-          <w:rFonts w:ascii="Courier New" w:eastAsia="Times New Roman" w:hAnsi="Courier New" w:cs="Courier New"/>
-          <w:sz w:val="20"/>
-          <w:szCs w:val="20"/>
-          <w:lang w:val="en-US" w:eastAsia="ru-RU"/>
-        </w:rPr>
+      <w:pPr/>
+      <w:r>
+        <w:t>Operations touching PostgreSQL and MinIO require explicit coordination on the application layer.</w:t>
+      </w:r>
+    </w:p>
+    <w:p>
+      <w:pPr/>
+      <w:r>
+        <w:t>Example:</w:t>
+      </w:r>
+    </w:p>
+    <w:p>
+      <w:pPr/>
+      <w:r>
         <w:t>Upload Media</w:t>
       </w:r>
     </w:p>
     <w:p>
-      <w:pPr>
-        <w:tabs>
-          <w:tab w:val="left" w:pos="916"/>
-          <w:tab w:val="left" w:pos="1832"/>
-          <w:tab w:val="left" w:pos="2748"/>
-          <w:tab w:val="left" w:pos="3664"/>
-          <w:tab w:val="left" w:pos="4580"/>
-          <w:tab w:val="left" w:pos="5496"/>
-          <w:tab w:val="left" w:pos="6412"/>
-          <w:tab w:val="left" w:pos="7328"/>
-          <w:tab w:val="left" w:pos="8244"/>
-          <w:tab w:val="left" w:pos="9160"/>
-          <w:tab w:val="left" w:pos="10076"/>
-          <w:tab w:val="left" w:pos="10992"/>
-          <w:tab w:val="left" w:pos="11908"/>
-          <w:tab w:val="left" w:pos="12824"/>
-          <w:tab w:val="left" w:pos="13740"/>
-          <w:tab w:val="left" w:pos="14656"/>
-        </w:tabs>
-        <w:spacing w:after="0" w:line="240" w:lineRule="auto"/>
-        <w:rPr>
-          <w:rFonts w:ascii="Courier New" w:eastAsia="Times New Roman" w:hAnsi="Courier New" w:cs="Courier New"/>
-          <w:sz w:val="20"/>
-          <w:szCs w:val="20"/>
-          <w:lang w:val="en-US" w:eastAsia="ru-RU"/>
-        </w:rPr>
-      </w:pPr>
-      <w:r>
-        <w:rPr>
-          <w:rFonts w:ascii="Courier New" w:eastAsia="Times New Roman" w:hAnsi="Courier New" w:cs="Courier New"/>
-          <w:sz w:val="20"/>
-          <w:szCs w:val="20"/>
-          <w:lang w:val="en-US" w:eastAsia="ru-RU"/>
-        </w:rPr>
-        <w:t>-&gt; store physical object</w:t>
-      </w:r>
-    </w:p>
-    <w:p>
-      <w:pPr>
-        <w:tabs>
-          <w:tab w:val="left" w:pos="916"/>
-          <w:tab w:val="left" w:pos="1832"/>
-          <w:tab w:val="left" w:pos="2748"/>
-          <w:tab w:val="left" w:pos="3664"/>
-          <w:tab w:val="left" w:pos="4580"/>
-          <w:tab w:val="left" w:pos="5496"/>
-          <w:tab w:val="left" w:pos="6412"/>
-          <w:tab w:val="left" w:pos="7328"/>
-          <w:tab w:val="left" w:pos="8244"/>
-          <w:tab w:val="left" w:pos="9160"/>
-          <w:tab w:val="left" w:pos="10076"/>
-          <w:tab w:val="left" w:pos="10992"/>
-          <w:tab w:val="left" w:pos="11908"/>
-          <w:tab w:val="left" w:pos="12824"/>
-          <w:tab w:val="left" w:pos="13740"/>
-          <w:tab w:val="left" w:pos="14656"/>
-        </w:tabs>
-        <w:spacing w:after="0" w:line="240" w:lineRule="auto"/>
-        <w:rPr>
-          <w:rFonts w:ascii="Courier New" w:eastAsia="Times New Roman" w:hAnsi="Courier New" w:cs="Courier New"/>
-          <w:sz w:val="20"/>
-          <w:szCs w:val="20"/>
-          <w:lang w:val="en-US" w:eastAsia="ru-RU"/>
-        </w:rPr>
-      </w:pPr>
-      <w:r>
-        <w:rPr>
-          <w:rFonts w:ascii="Courier New" w:eastAsia="Times New Roman" w:hAnsi="Courier New" w:cs="Courier New"/>
-          <w:sz w:val="20"/>
-          <w:szCs w:val="20"/>
-          <w:lang w:val="en-US" w:eastAsia="ru-RU"/>
-        </w:rPr>
+      <w:pPr/>
+      <w:r>
+        <w:t>-&gt; process/validate image</w:t>
+      </w:r>
+    </w:p>
+    <w:p>
+      <w:pPr/>
+      <w:r>
+        <w:t>-&gt; store DISPLAY object</w:t>
+      </w:r>
+    </w:p>
+    <w:p>
+      <w:pPr/>
+      <w:r>
+        <w:t>-&gt; store THUMBNAIL object</w:t>
+      </w:r>
+    </w:p>
+    <w:p>
+      <w:pPr/>
+      <w:r>
+        <w:t>-&gt; register rollback cleanup</w:t>
+      </w:r>
+    </w:p>
+    <w:p>
+      <w:pPr/>
+      <w:r>
         <w:t>-&gt; save MediaFile metadata</w:t>
       </w:r>
     </w:p>
     <w:p>
-      <w:pPr>
-        <w:tabs>
-          <w:tab w:val="left" w:pos="916"/>
-          <w:tab w:val="left" w:pos="1832"/>
-          <w:tab w:val="left" w:pos="2748"/>
-          <w:tab w:val="left" w:pos="3664"/>
-          <w:tab w:val="left" w:pos="4580"/>
-          <w:tab w:val="left" w:pos="5496"/>
-          <w:tab w:val="left" w:pos="6412"/>
-          <w:tab w:val="left" w:pos="7328"/>
-          <w:tab w:val="left" w:pos="8244"/>
-          <w:tab w:val="left" w:pos="9160"/>
-          <w:tab w:val="left" w:pos="10076"/>
-          <w:tab w:val="left" w:pos="10992"/>
-          <w:tab w:val="left" w:pos="11908"/>
-          <w:tab w:val="left" w:pos="12824"/>
-          <w:tab w:val="left" w:pos="13740"/>
-          <w:tab w:val="left" w:pos="14656"/>
-        </w:tabs>
-        <w:spacing w:after="0" w:line="240" w:lineRule="auto"/>
-        <w:rPr>
-          <w:rFonts w:ascii="Courier New" w:eastAsia="Times New Roman" w:hAnsi="Courier New" w:cs="Courier New"/>
-          <w:sz w:val="20"/>
-          <w:szCs w:val="20"/>
-          <w:lang w:val="en-US" w:eastAsia="ru-RU"/>
-        </w:rPr>
-      </w:pPr>
-      <w:r>
-        <w:rPr>
-          <w:rFonts w:ascii="Courier New" w:eastAsia="Times New Roman" w:hAnsi="Courier New" w:cs="Courier New"/>
-          <w:sz w:val="20"/>
-          <w:szCs w:val="20"/>
-          <w:lang w:val="en-US" w:eastAsia="ru-RU"/>
-        </w:rPr>
+      <w:pPr/>
+      <w:r>
         <w:t>Delete Media</w:t>
       </w:r>
     </w:p>
     <w:p>
-      <w:pPr>
-        <w:tabs>
-          <w:tab w:val="left" w:pos="916"/>
-          <w:tab w:val="left" w:pos="1832"/>
-          <w:tab w:val="left" w:pos="2748"/>
-          <w:tab w:val="left" w:pos="3664"/>
-          <w:tab w:val="left" w:pos="4580"/>
-          <w:tab w:val="left" w:pos="5496"/>
-          <w:tab w:val="left" w:pos="6412"/>
-          <w:tab w:val="left" w:pos="7328"/>
-          <w:tab w:val="left" w:pos="8244"/>
-          <w:tab w:val="left" w:pos="9160"/>
-          <w:tab w:val="left" w:pos="10076"/>
-          <w:tab w:val="left" w:pos="10992"/>
-          <w:tab w:val="left" w:pos="11908"/>
-          <w:tab w:val="left" w:pos="12824"/>
-          <w:tab w:val="left" w:pos="13740"/>
-          <w:tab w:val="left" w:pos="14656"/>
-        </w:tabs>
-        <w:spacing w:after="0" w:line="240" w:lineRule="auto"/>
-        <w:rPr>
-          <w:rFonts w:ascii="Courier New" w:eastAsia="Times New Roman" w:hAnsi="Courier New" w:cs="Courier New"/>
-          <w:sz w:val="20"/>
-          <w:szCs w:val="20"/>
-          <w:lang w:val="en-US" w:eastAsia="ru-RU"/>
-        </w:rPr>
-      </w:pPr>
-      <w:r>
-        <w:rPr>
-          <w:rFonts w:ascii="Courier New" w:eastAsia="Times New Roman" w:hAnsi="Courier New" w:cs="Courier New"/>
-          <w:sz w:val="20"/>
-          <w:szCs w:val="20"/>
-          <w:lang w:val="en-US" w:eastAsia="ru-RU"/>
-        </w:rPr>
-        <w:t>-&gt; delete MediaFile metadata</w:t>
-      </w:r>
-    </w:p>
-    <w:p>
-      <w:pPr>
-        <w:tabs>
-          <w:tab w:val="left" w:pos="916"/>
-          <w:tab w:val="left" w:pos="1832"/>
-          <w:tab w:val="left" w:pos="2748"/>
-          <w:tab w:val="left" w:pos="3664"/>
-          <w:tab w:val="left" w:pos="4580"/>
-          <w:tab w:val="left" w:pos="5496"/>
-          <w:tab w:val="left" w:pos="6412"/>
-          <w:tab w:val="left" w:pos="7328"/>
-          <w:tab w:val="left" w:pos="8244"/>
-          <w:tab w:val="left" w:pos="9160"/>
-          <w:tab w:val="left" w:pos="10076"/>
-          <w:tab w:val="left" w:pos="10992"/>
-          <w:tab w:val="left" w:pos="11908"/>
-          <w:tab w:val="left" w:pos="12824"/>
-          <w:tab w:val="left" w:pos="13740"/>
-          <w:tab w:val="left" w:pos="14656"/>
-        </w:tabs>
-        <w:spacing w:after="0" w:line="240" w:lineRule="auto"/>
-        <w:rPr>
-          <w:rFonts w:ascii="Courier New" w:eastAsia="Times New Roman" w:hAnsi="Courier New" w:cs="Courier New"/>
-          <w:sz w:val="20"/>
-          <w:szCs w:val="20"/>
-          <w:lang w:val="en-US" w:eastAsia="ru-RU"/>
-        </w:rPr>
-      </w:pPr>
-      <w:r>
-        <w:rPr>
-          <w:rFonts w:ascii="Courier New" w:eastAsia="Times New Roman" w:hAnsi="Courier New" w:cs="Courier New"/>
-          <w:sz w:val="20"/>
-          <w:szCs w:val="20"/>
-          <w:lang w:val="en-US" w:eastAsia="ru-RU"/>
-        </w:rPr>
-        <w:t>-&gt; delete physical object</w:t>
+      <w:pPr/>
+      <w:r>
+        <w:t>-&gt; authorize and delete MediaFile metadata inside transaction</w:t>
+      </w:r>
+    </w:p>
+    <w:p>
+      <w:pPr/>
+      <w:r>
+        <w:t>-&gt; after commit best-effort delete THUMBNAIL and DISPLAY objects</w:t>
+      </w:r>
+    </w:p>
+    <w:p>
+      <w:pPr/>
+      <w:r>
+        <w:t>Storage cleanup must not be hidden inside Repository. Repository methods perform persistence operations only.</w:t>
       </w:r>
     </w:p>
     <w:p>
